--- a/docs/Phase2_Design_Document.docx
+++ b/docs/Phase2_Design_Document.docx
@@ -262,7 +262,7 @@
           <w:sz w:val="18"/>
           <w:szCs w:val="18"/>
         </w:rPr>
-        <w:t xml:space="preserve">Figure 1: UML class diagram. Arrows show uses/owns relationships; the composition diamonds of TransactionProcessor over UserManager and GameManager are drawn as "owns" links. Regenerate with tools/render_class_diagram.py.</w:t>
+        <w:t xml:space="preserve">Figure 1: UML class diagram. Plain arrows show which class uses which; filled diamonds show ownership (composition), e.g. TransactionProcessor owns one UserManager and one GameManager; the dashed arrow shows FileManager creating the data records.</w:t>
       </w:r>
     </w:p>
     <w:p>
